--- a/docs/SICKLE_Field_Level_Audit.docx
+++ b/docs/SICKLE_Field_Level_Audit.docx
@@ -47,7 +47,7 @@
         <w:t>Abstract—</w:t>
       </w:r>
       <w:r>
-        <w:t>India has begun deciding crop-insurance payouts from satellite models. Under the YES-TECH framework of the Pradhan Mantri Fasal Bima Yojana, technology-based yield estimates carry a minimum 30% weightage across 344 districts in 12 states, with no upper cap; Madhya Pradesh uses 100%. The official manual specifies validation at the Gram Panchayat, explicitly “the smallest administrative unit”, and across all 116 pages we found no requirement to validate below it. Decisions, however, concern individual fields. This paper audits the research benchmark on which such models are built. Using SICKLE (WACV 2024), 64 released models across four tasks were reproduced and then re-evaluated per field. We report four defects that make the published numbers irreproducible, including a 6.5 IoU-point dependence on evaluation batch size with frozen weights, and a mislabelled error metric in the phenology tasks. A controlled ten-rung ablation at three seeds shows five of nine modelling choices cannot be distinguished from seed-to-seed variation; only added information helps (temporal +0.1198, radar +0.1860), while capacity, architecture and optimiser do not. Per field, a reported accuracy of 0.8665 corresponds to a median field of 0.672, with 33% of fields below 0.5; for the regression tasks the typical field is better than the aggregate but roughly one field-season in ten is two to four times worse. Crucially, these failures are systematic rather than random (seed-to-seed correlation r = +0.52), which makes selective automation feasible: reliable fields can be processed automatically and the rest referred for verification.</w:t>
+        <w:t>India has begun deciding crop-insurance payouts from satellite models. Under the YES-TECH framework of the Pradhan Mantri Fasal Bima Yojana, technology-based yield estimates carry a minimum 30% weightage across 344 districts in 12 states, with no upper cap; Madhya Pradesh uses 100%. The official manual specifies validation at the Gram Panchayat, explicitly “the smallest administrative unit”, and across all 116 pages we found no requirement to validate below it. Decisions, however, concern individual fields. This paper audits the research benchmark on which such models are built. Using SICKLE (WACV 2024), 64 released models across four tasks were reproduced and then re-evaluated per field. We report four defects that make the published numbers irreproducible, including a 6.5 IoU-point dependence on evaluation batch size with frozen weights, and a mislabelled error metric in the phenology tasks. A controlled ten-rung ablation at three seeds shows five of nine modelling choices cannot be distinguished from seed-to-seed variation at three seeds. The two steps that do exceed it both add information (temporal +0.1198, radar +0.1860); the remainder, which add model complexity, are inconclusive rather than demonstrably ineffective. Per field, a reported pixel-pooled IoU of 0.8665 corresponds to a median field of 0.672, with 33% of fields below 0.5; for the regression tasks the typical field is better than the aggregate but roughly one field-season in ten is two to four times worse. Crucially, these failures are systematic rather than random (seed-to-seed correlation r = +0.52), which makes selective automation feasible: reliable fields can be processed automatically and the rest referred for verification.</w:t>
       </w:r>
     </w:p>
     <w:p>
@@ -123,7 +123,7 @@
         <w:jc w:val="both"/>
       </w:pPr>
       <w:r>
-        <w:t>A controlled ten-rung ablation at three seeds, showing that five of nine modelling choices cannot be distinguished from seed-to-seed variation, and that only added information improves accuracy.</w:t>
+        <w:t>A controlled ten-rung ablation at three seeds, showing that five of nine modelling choices cannot be distinguished from seed-to-seed variation at three seeds, and that the two that do exceed it are both additions of information rather than of model complexity.</w:t>
       </w:r>
     </w:p>
     <w:p>
@@ -201,7 +201,7 @@
         <w:jc w:val="both"/>
       </w:pPr>
       <w:r>
-        <w:t>All experiments use the released SICKLE splits. The tabular index contains 351 unique plots and 2,370 season-level samples: 1,937 samples from 315 plots for training and 227 samples from 36 plots for validation. The test split of 206 samples is unlabelled — every row is blank in PLOT_ID, CROP and PADDY_BIN and no masks exist — so every number reported here is a validation number and is not comparable to the published test table. For yield and the phenology tasks only rows with a recorded yield qualify, reducing validation to 41 field-seasons from 14 plots. Batch size is fixed at 32 throughout for the reason given in Section IV-A.</w:t>
+        <w:t>All experiments use the released SICKLE splits. The tabular index contains 351 unique plots and 2,370 season-level samples: 1,937 samples from 315 plots for training and 227 samples from 36 plots for validation. The test split of 206 samples is unlabelled — every row is blank in PLOT_ID, CROP and PADDY_BIN and no masks exist — so every number reported here is a validation number and is not comparable to the published test table. For yield and the phenology tasks only rows with a recorded yield qualify, reducing validation to 41 field-seasons from 14 plots. To state the batching precisely, since it matters for Section IV-A: EVALUATION uses a batch size of 32 in full precision throughout, and all reported metrics are computed under that setting. TRAINING uses an effective batch size of 32 formed as a micro-batch size of 8 with 4 gradient-accumulation steps, under bfloat16 autocast, to fit an 8.5 GB device. Because the temporal axis is padded to the per-batch maximum, the padded tensor seen during training can differ from that of true batch-32 training; this setting is held constant across all rungs so that rung-to-rung differences remain controlled, but absolute values are not directly comparable to runs trained at a true batch of 32, and we do not assume the effect is identical across architectures.</w:t>
       </w:r>
     </w:p>
     <w:p>
@@ -413,7 +413,7 @@
         <w:pStyle w:val="Heading2"/>
       </w:pPr>
       <w:r>
-        <w:t>Reported accuracy does not describe a field</w:t>
+        <w:t>Reported pixel-pooled IoU does not describe a field</w:t>
       </w:r>
     </w:p>
     <w:p>
@@ -866,6 +866,109 @@
         <w:pStyle w:val="Heading2"/>
       </w:pPr>
       <w:r>
+        <w:t>Unreliable fields can be identified without labels</w:t>
+      </w:r>
+    </w:p>
+    <w:p>
+      <w:pPr>
+        <w:spacing w:after="120"/>
+        <w:jc w:val="both"/>
+      </w:pPr>
+      <w:r>
+        <w:t>Systematic failure is only actionable if the difficult fields can be recognised at inference time, when no labels exist. We tested two signals that require none. The first is seed disagreement: the fraction of a field’s pixels on which independently seeded models do not all agree, available to any deployment that trains more than one model. The second is mean predictive confidence from a single model. Both are evaluated as screening tests, since that is how they would be used: what share of fields must be referred for verification (workload), and what share of genuinely unreliable fields that referral catches (recall).</w:t>
+      </w:r>
+    </w:p>
+    <w:p>
+      <w:pPr>
+        <w:spacing w:after="120"/>
+        <w:jc w:val="both"/>
+      </w:pPr>
+      <w:r>
+        <w:t>Both signals correlate with per-field IoU in the useful direction — seed disagreement at r = -0.513 and confidence at r = -0.626. Referring the 50% of fields with the highest seed disagreement captures 92% of the unreliable fields (11 of 12), against 61% precision. Confidence alone, which needs only one trained model, captures 67% at a workload of 33%. Random referral would capture a share equal to the workload, so both signals carry real information. This converts the recommendation of Section IV-E from a proposal into a measured procedure: a deployment can process the majority of fields automatically while referring a minority that contains most of the failures.</w:t>
+      </w:r>
+    </w:p>
+    <w:p>
+      <w:pPr>
+        <w:spacing w:after="120"/>
+        <w:jc w:val="both"/>
+      </w:pPr>
+      <w:r>
+        <w:t>This result rests on 36 validation fields, of which 12 are unreliable. A single field is 2.8 percentage points of any rate quoted above. These numbers establish that the signals are informative; they do not establish an operating threshold, which would require a substantially larger evaluation set.</w:t>
+      </w:r>
+    </w:p>
+    <w:p>
+      <w:pPr>
+        <w:jc w:val="center"/>
+      </w:pPr>
+      <w:r>
+        <w:drawing>
+          <wp:inline xmlns:a="http://schemas.openxmlformats.org/drawingml/2006/main" xmlns:pic="http://schemas.openxmlformats.org/drawingml/2006/picture">
+            <wp:extent cx="3931920" cy="2844716"/>
+            <wp:docPr id="6" name="Picture 6"/>
+            <wp:cNvGraphicFramePr>
+              <a:graphicFrameLocks noChangeAspect="1"/>
+            </wp:cNvGraphicFramePr>
+            <a:graphic>
+              <a:graphicData uri="http://schemas.openxmlformats.org/drawingml/2006/picture">
+                <pic:pic>
+                  <pic:nvPicPr>
+                    <pic:cNvPr id="0" name="fig6_triage.png"/>
+                    <pic:cNvPicPr/>
+                  </pic:nvPicPr>
+                  <pic:blipFill>
+                    <a:blip r:embed="rId14"/>
+                    <a:stretch>
+                      <a:fillRect/>
+                    </a:stretch>
+                  </pic:blipFill>
+                  <pic:spPr>
+                    <a:xfrm>
+                      <a:off x="0" y="0"/>
+                      <a:ext cx="3931920" cy="2844716"/>
+                    </a:xfrm>
+                    <a:prstGeom prst="rect"/>
+                  </pic:spPr>
+                </pic:pic>
+              </a:graphicData>
+            </a:graphic>
+          </wp:inline>
+        </w:drawing>
+      </w:r>
+    </w:p>
+    <w:p>
+      <w:pPr>
+        <w:jc w:val="center"/>
+      </w:pPr>
+      <w:r>
+        <w:rPr>
+          <w:i/>
+          <w:sz w:val="17"/>
+        </w:rPr>
+        <w:t>Fig. 6. Screening performance of two label-free signals. The diagonal is random referral.</w:t>
+      </w:r>
+    </w:p>
+    <w:p>
+      <w:pPr>
+        <w:pStyle w:val="Heading2"/>
+      </w:pPr>
+      <w:r>
+        <w:t>Reproducibility</w:t>
+      </w:r>
+    </w:p>
+    <w:p>
+      <w:pPr>
+        <w:spacing w:after="120"/>
+        <w:jc w:val="both"/>
+      </w:pPr>
+      <w:r>
+        <w:t>Every run records a manifest containing the resolved configuration, a content hash of it, the git commit and a dirty-tree flag, the device, the effective and micro batch sizes, the seed and the trainable parameter count. Reproduction tolerances were declared in the source before any run and were not widened. All scripts that produce the tables and figures in this paper are released with the code, and the document itself is generated from the result files so that no value in the text is transcribed by hand.</w:t>
+      </w:r>
+    </w:p>
+    <w:p>
+      <w:pPr>
+        <w:pStyle w:val="Heading2"/>
+      </w:pPr>
+      <w:r>
         <w:t>Limitations</w:t>
       </w:r>
     </w:p>
@@ -901,7 +1004,7 @@
         <w:jc w:val="both"/>
       </w:pPr>
       <w:r>
-        <w:t>Because the operational models are not public, we audited the research benchmark on which such models are built. Reproducing 64 released models across four tasks, we found four defects that make the published numbers irreproducible; that five of nine modelling choices cannot be distinguished from seed variation, with only added information helping; and that reported accuracy of 0.8665 corresponds to a median field of 0.672 with 33% of fields below 0.5, while the regression tasks conceal a tail in which one field-season in ten is two to four times worse than typical.</w:t>
+        <w:t>Because the operational models are not public, we audited the research benchmark on which such models are built. Reproducing 64 released models across four tasks, we found four defects that make the published numbers irreproducible; that five of nine modelling choices cannot be distinguished from seed variation at three seeds, the two exceeding it both being additions of information rather than model complexity; and that a reported pixel-pooled IoU of 0.8665 corresponds to a median field of 0.672 with 33% of fields below 0.5, while the regression tasks conceal a tail in which one field-season in ten is two to four times worse than typical.</w:t>
       </w:r>
     </w:p>
     <w:p>

--- a/docs/SICKLE_Field_Level_Audit.docx
+++ b/docs/SICKLE_Field_Level_Audit.docx
@@ -97,6 +97,15 @@
       </w:pPr>
       <w:r>
         <w:t>A village-level estimate is nevertheless assembled from predictions over the individual fields it contains. If a model errs systematically on a subset of those fields, the errors do not cancel in the aggregate; they bias it. Validation against a handful of crop cuttings at village level cannot detect this. The quantity that is never measured is the one on which three farmer-facing decisions depend: a field’s yield for an insurance payout, a field’s harvest date for procurement scheduling, and a field’s transplanting date for irrigation timing.</w:t>
+      </w:r>
+    </w:p>
+    <w:p>
+      <w:pPr>
+        <w:spacing w:after="120"/>
+        <w:jc w:val="both"/>
+      </w:pPr>
+      <w:r>
+        <w:t>Scope. This paper reports a reproducibility and per-field reliability audit of a published benchmark. It is deliberately distinct from a second study, in progress, which asks how the benefit of temporal and multi-sensor modelling scales with the number of independent training plots; that question requires a data-regime sweep over nested plot subsets and is not addressed here. The ablation of Section III-C is used in this paper to characterise the benchmark’s sensitivity to modelling choices at full data, not to answer the scaling question, and the two sets of results are not combined.</w:t>
       </w:r>
     </w:p>
     <w:p>

--- a/docs/SICKLE_Field_Level_Audit.docx
+++ b/docs/SICKLE_Field_Level_Audit.docx
@@ -47,7 +47,7 @@
         <w:t>Abstract—</w:t>
       </w:r>
       <w:r>
-        <w:t>India has begun deciding crop-insurance payouts from satellite models. Under the YES-TECH framework of the Pradhan Mantri Fasal Bima Yojana, technology-based yield estimates carry a minimum 30% weightage across 344 districts in 12 states, with no upper cap; Madhya Pradesh uses 100%. The official manual specifies validation at the Gram Panchayat, explicitly “the smallest administrative unit”, and across all 116 pages we found no requirement to validate below it. Decisions, however, concern individual fields. This paper audits the research benchmark on which such models are built. Using SICKLE (WACV 2024), 64 released models across four tasks were reproduced and then re-evaluated per field. We report four defects that make the published numbers irreproducible, including a 6.5 IoU-point dependence on evaluation batch size with frozen weights, and a mislabelled error metric in the phenology tasks. A controlled ten-rung ablation at three seeds shows five of nine modelling choices cannot be distinguished from seed-to-seed variation at three seeds. The two steps that do exceed it both add information (temporal +0.1198, radar +0.1860); the remainder, which add model complexity, are inconclusive rather than demonstrably ineffective. Per field, a reported pixel-pooled IoU of 0.8665 corresponds to a median field of 0.672, with 33% of fields below 0.5; for the regression tasks the typical field is better than the aggregate but roughly one field-season in ten is two to four times worse. Crucially, these failures are systematic rather than random (seed-to-seed correlation r = +0.52), which makes selective automation feasible: reliable fields can be processed automatically and the rest referred for verification.</w:t>
+        <w:t>India has begun deciding crop-insurance payouts from satellite models. Under the YES-TECH framework of the Pradhan Mantri Fasal Bima Yojana, technology-based yield estimates carry a minimum 30% weightage across 344 districts in 12 states, with no upper cap; Madhya Pradesh uses 100%. The official manual specifies validation at the Gram Panchayat, explicitly “the smallest administrative unit”, and across all 116 pages we found no requirement to validate below it. Decisions, however, concern individual fields. This paper audits the research benchmark on which such models are built. Using SICKLE (WACV 2024), 64 released models across four tasks were reproduced and then re-evaluated per field. We report four defects that make the published numbers irreproducible, including a 6.5 IoU-point dependence on evaluation batch size with frozen weights, and a mislabelled error metric in the phenology tasks. A controlled ten-rung ablation at three seeds shows five of nine modelling choices cannot be distinguished from seed-to-seed variation at three seeds. The two steps that do exceed it both add information (temporal +0.1198, radar +0.1860); the remainder, which add model complexity, are inconclusive rather than demonstrably ineffective. Per field, a reported pixel-pooled IoU of 0.8665 corresponds to a median field of 0.672, with 33% of fields below 0.5; for the regression tasks the typical field is better than the aggregate but roughly one field-season in ten is two to four times worse. Crucially, these failures are systematic rather than random (seed-to-seed correlation r = +0.52). In a preliminary experiment, two label-free signals identify these fields without ground truth, referring half the fields to capture 92% of the unreliable ones (95% CI 68-100%), which suggests selective automation is feasible but does not establish an operating threshold on 36 fields.</w:t>
       </w:r>
     </w:p>
     <w:p>
@@ -78,7 +78,7 @@
         <w:jc w:val="both"/>
       </w:pPr>
       <w:r>
-        <w:t>Satellite crop monitoring has moved from research into administration. Under the Pradhan Mantri Fasal Bima Yojana (PMFBY), the Yield Estimation System based on Technology (YES-TECH), introduced by the Ministry of Agriculture and Farmers Welfare in 2023, blends satellite-derived yield estimates with manual Crop Cutting Experiments to determine insurance payouts. In 2025–26 it operated across 344 districts in 12 states. The national floor is a 30% weightage to modelled yield, states may raise it at discretion, and the manual places no upper cap; Madhya Pradesh has adopted 100%.</w:t>
+        <w:t>Satellite crop monitoring has moved from research into administration. Under the Pradhan Mantri Fasal Bima Yojana (PMFBY), the Yield Estimation System based on Technology (YES-TECH), introduced by the Ministry of Agriculture and Farmers Welfare in 2023, blends satellite-derived yield estimates with manual Crop Cutting Experiments to determine insurance payouts. The manual [3] sets a national floor of 30% weightage to modelled yield, permits states to raise it at discretion, and places no upper cap. Figures for the scale of deployment and for individual states’ chosen weightings are not in the manual; press reporting [8] places the 2025–26 rollout at 344 districts across 12 states and states that Madhya Pradesh has adopted 100% technology weightage. We have not independently verified those figures and cite them as reported.</w:t>
       </w:r>
     </w:p>
     <w:p>
@@ -87,7 +87,7 @@
         <w:jc w:val="both"/>
       </w:pPr>
       <w:r>
-        <w:t>The unit of assessment is administrative. The YES-TECH manual states its objective as yield estimation “at the smallest administrative unit, i.e., Gram Panchayat”. Across the full 116-page manual we found fifteen references to the Insurance Unit and seven to the Gram Panchayat, and no occurrence of plot-level, field-level, per-farmer or sub-Insurance-Unit validation. The single numeric accuracy criterion we located applies to crop mapping, not yield, and is evaluated at Insurance Unit average. Section 5.1.5 further provides that past estimates “shall not be entertained in any court of law or appellate authority”, are exempt from the Right to Information Act as intellectual property, and are not made public.</w:t>
+        <w:t>The unit of assessment is administrative. The YES-TECH manual states its objective as yield estimation “at the smallest administrative unit, i.e., Gram Panchayat”. Across the full 116-page manual we found fifteen references to the Insurance Unit and seven to the Gram Panchayat, and no occurrence of plot-level, field-level, per-farmer or sub-Insurance-Unit validation. We state this as what the document requires, not as a description of practice: the absence of a field-level requirement in the manual does not establish that no field-level checking occurs anywhere in implementation, which we have no means to observe. The single numeric accuracy criterion we located applies to crop mapping, not yield, and is evaluated at Insurance Unit average. Section 5.1.5 further provides that past estimates “shall not be entertained in any court of law or appellate authority”, are exempt from the Right to Information Act as intellectual property, and are not made public.</w:t>
       </w:r>
     </w:p>
     <w:p>
@@ -893,7 +893,7 @@
         <w:jc w:val="both"/>
       </w:pPr>
       <w:r>
-        <w:t>Both signals correlate with per-field IoU in the useful direction — seed disagreement at r = -0.513 and confidence at r = -0.626. Referring the 50% of fields with the highest seed disagreement captures 92% of the unreliable fields (11 of 12), against 61% precision. Confidence alone, which needs only one trained model, captures 67% at a workload of 33%. Random referral would capture a share equal to the workload, so both signals carry real information. This converts the recommendation of Section IV-E from a proposal into a measured procedure: a deployment can process the majority of fields automatically while referring a minority that contains most of the failures.</w:t>
+        <w:t>Both signals correlate with per-field IoU in the useful direction — seed disagreement at r = -0.513 and confidence at r = -0.626. The referral rule itself uses no labels: it refers the fields whose signal falls in the top fraction of the signal distribution, a quantity computable at inference time. To ensure that no field contributes to the threshold deciding its own fate, thresholds are set leave-one-out, from the other fields only. Referring the top half by seed disagreement captures 92% of the unreliable fields (11 of 12) at 61% precision; confidence alone, which needs only one trained model, captures 67% at a 33% workload. Random referral would capture a share equal to the workload, so both signals carry information.</w:t>
       </w:r>
     </w:p>
     <w:p>
@@ -902,7 +902,7 @@
         <w:jc w:val="both"/>
       </w:pPr>
       <w:r>
-        <w:t>This result rests on 36 validation fields, of which 12 are unreliable. A single field is 2.8 percentage points of any rate quoted above. These numbers establish that the signals are informative; they do not establish an operating threshold, which would require a substantially larger evaluation set.</w:t>
+        <w:t>These rates must be read with their uncertainty, which is large. Resampling fields gives a 95% interval of [68%, 100%] on the 92% figure, and [40%, 91%] on the 67% figure. Recall is measured over the 12 unreliable fields, so a single field moves it by 8.3 percentage points, against 2.8 points for workload. We therefore present this as a PRELIMINARY result: it establishes that label-free signals carry information about which fields a model will handle badly, and it does not establish an operating threshold or a deployment-ready capture rate. Confirming either would require an evaluation set far larger than the 36 labelled fields this benchmark provides, and ideally a geographically held-out one.</w:t>
       </w:r>
     </w:p>
     <w:p>
@@ -1004,7 +1004,7 @@
         <w:jc w:val="both"/>
       </w:pPr>
       <w:r>
-        <w:t>India has begun automating crop-insurance payouts from satellite data. Under YES-TECH, modelled yield carries at least 30% weightage across 344 districts and up to 100% in Madhya Pradesh, while validation is specified only at the Gram Panchayat and the resulting estimates are neither appealable in court nor obtainable under the Right to Information Act. Decisions, however, are ultimately about individual fields, and when a model errs systematically on particular fields those errors bias the village figure rather than cancelling within it. The farmers exposed to that risk are precisely those whose holdings this benchmark represents, averaging 0.38 acres.</w:t>
+        <w:t>India has begun automating crop-insurance payouts from satellite data. Under YES-TECH the manual requires at least 30% weightage to modelled yield and sets no upper cap, with reporting placing the rollout at 344 districts and Madhya Pradesh at 100%, while validation is specified only at the Gram Panchayat and the resulting estimates are neither appealable in court nor obtainable under the Right to Information Act. Decisions, however, are ultimately about individual fields, and when a model errs systematically on particular fields those errors bias the village figure rather than cancelling within it. The farmers exposed to that risk are precisely those whose holdings this benchmark represents, averaging 0.38 acres.</w:t>
       </w:r>
     </w:p>
     <w:p>
@@ -1126,7 +1126,7 @@
         <w:rPr>
           <w:sz w:val="17"/>
         </w:rPr>
-        <w:t>[8] Centre for Science and Environment, “Assessment of technology-based yield estimation under PMFBY in Madhya Pradesh,” 2025.</w:t>
+        <w:t>[8] Down To Earth, “Can technology make India’s crop insurance payouts more accurate? YES-TECH vs manual crop cutting under PMFBY,” and “Beyond the lens: Madhya Pradesh farmers struggle with satellite-based crop insurance under PMFBY,” 2025. (Source for deployment scale and state-level weightings, which do not appear in [3].)</w:t>
       </w:r>
     </w:p>
     <w:sectPr>

--- a/docs/SICKLE_Field_Level_Audit.docx
+++ b/docs/SICKLE_Field_Level_Audit.docx
@@ -907,6 +907,15 @@
     </w:p>
     <w:p>
       <w:pPr>
+        <w:spacing w:after="120"/>
+        <w:jc w:val="both"/>
+      </w:pPr>
+      <w:r>
+        <w:t>We also attempted a geographically held-out check, since a threshold that only works where it was set is of little use. SICKLE labels each plot with a sub-region of the delta, so we held out each in turn, set the threshold from the remaining regions, and applied it to the held-out one. The signal does transfer, but the benchmark cannot support a firm statement: of ten region-signal combinations only 4 involve six or more fields, and three sub-regions contribute two or three validation fields each. In the two largest regions, Upper Cauvery (8 fields, 4 unreliable) and Middle Vennar (7 fields, 2 unreliable), recall under a threshold set entirely outside the region ranges from 50% to 100% depending on region and signal. We report this as evidence that the approach is worth testing properly, and as a concrete statement of what this benchmark's validation split can and cannot support: a geographically held-out evaluation of field-level reliability needs a labelled set substantially larger than 36 fields spread across five sub-regions.</w:t>
+      </w:r>
+    </w:p>
+    <w:p>
+      <w:pPr>
         <w:jc w:val="center"/>
       </w:pPr>
       <w:r>

--- a/docs/SICKLE_Field_Level_Audit.docx
+++ b/docs/SICKLE_Field_Level_Audit.docx
@@ -911,7 +911,7 @@
         <w:jc w:val="both"/>
       </w:pPr>
       <w:r>
-        <w:t>We also attempted a geographically held-out check, since a threshold that only works where it was set is of little use. SICKLE labels each plot with a sub-region of the delta, so we held out each in turn, set the threshold from the remaining regions, and applied it to the held-out one. The signal does transfer, but the benchmark cannot support a firm statement: of ten region-signal combinations only 4 involve six or more fields, and three sub-regions contribute two or three validation fields each. In the two largest regions, Upper Cauvery (8 fields, 4 unreliable) and Middle Vennar (7 fields, 2 unreliable), recall under a threshold set entirely outside the region ranges from 50% to 100% depending on region and signal. We report this as evidence that the approach is worth testing properly, and as a concrete statement of what this benchmark's validation split can and cannot support: a geographically held-out evaluation of field-level reliability needs a labelled set substantially larger than 36 fields spread across five sub-regions.</w:t>
+        <w:t>We also attempted a geographically held-out check, since a threshold that only works where it was set is of little use. SICKLE labels each plot with a sub-region of the delta, so we held out each in turn, set the threshold from the remaining regions, and applied it to the held-out one. No field contributes to the threshold that judges it, a property pinned by a unit test rather than left to inspection. The outcome is mixed and we draw no conclusion about geographic generalisation from it: of ten region-signal combinations only 4 involve six or more fields, and three sub-regions contribute two or three validation fields each. In the two largest regions, Upper Cauvery (8 fields, 4 unreliable) and Middle Vennar (7 fields, 2 unreliable), recall under a threshold set entirely outside the region is 100% and 50% respectively for seed disagreement; the Middle Vennar figure means the rule missed one of that region’s two unreliable fields. Three sub-regions contribute two or three validation fields and two of them contain no unreliable field at all, so no recall is defined for them. We therefore report this as a PRELIMINARY geographic-transfer diagnostic rather than as validation, and as a concrete statement of what this benchmark's validation split can and cannot support: a geographically held-out evaluation of field-level reliability needs a labelled set substantially larger than 36 fields spread across five sub-regions.</w:t>
       </w:r>
     </w:p>
     <w:p>
@@ -979,7 +979,7 @@
         <w:jc w:val="both"/>
       </w:pPr>
       <w:r>
-        <w:t>Every run records a manifest containing the resolved configuration, a content hash of it, the git commit and a dirty-tree flag, the device, the effective and micro batch sizes, the seed and the trainable parameter count. Reproduction tolerances were declared in the source before any run and were not widened. All scripts that produce the tables and figures in this paper are released with the code, and the document itself is generated from the result files so that no value in the text is transcribed by hand.</w:t>
+        <w:t>Every run records a manifest containing the resolved configuration, a content hash of it, the git commit and a dirty-tree flag, the device, the effective and micro batch sizes, the seed and the trainable parameter count. Reproduction tolerances were declared in the source before any run and were not widened. All scripts that produce the tables and figures in this paper are released with the code, and the document itself is generated from the result files so that no value in the text is transcribed by hand. A single command, scripts/verify_all.py, re-checks every claim made here against the specific file that backs it, and optionally re-executes the gates from the released checkpoints. We note what that does and does not establish: it confirms the manuscript agrees with the artefacts in this repository, and it is not a substitute for an independent researcher running the released code and data on their own machine.</w:t>
       </w:r>
     </w:p>
     <w:p>
